--- a/templates/classroom_occupancy_template.docx
+++ b/templates/classroom_occupancy_template.docx
@@ -81,8 +81,6 @@
         </w:rPr>
         <w:t>ОТЧЁТ ПО ЗАНЯТОСТИ АУДИТОРИЙ</w:t>
       </w:r>
-      <w:bookmarkStart w:id="0" w:name="_GoBack"/>
-      <w:bookmarkEnd w:id="0"/>
     </w:p>
     <w:p>
       <w:pPr>
@@ -90,7 +88,6 @@
         <w:rPr>
           <w:rFonts w:ascii="Bahnschrift SemiLight" w:hAnsi="Bahnschrift SemiLight"/>
           <w:sz w:val="24"/>
-          <w:lang w:val="en-US"/>
         </w:rPr>
       </w:pPr>
       <w:r>
@@ -166,12 +163,15 @@
         <w:rPr>
           <w:rFonts w:ascii="Arial Black" w:hAnsi="Arial Black"/>
           <w:sz w:val="24"/>
+          <w:lang w:val="en-US"/>
         </w:rPr>
       </w:pPr>
       <w:r>
         <w:rPr>
           <w:rFonts w:ascii="Arial Black" w:hAnsi="Arial Black"/>
-          <w:sz w:val="24"/>
+          <w:noProof/>
+          <w:sz w:val="24"/>
+          <w:lang w:eastAsia="ru-RU"/>
         </w:rPr>
         <mc:AlternateContent>
           <mc:Choice Requires="wps">
@@ -236,30 +236,34 @@
         <w:rPr>
           <w:rFonts w:ascii="Arial Black" w:hAnsi="Arial Black"/>
           <w:sz w:val="24"/>
-        </w:rPr>
-        <w:t xml:space="preserve"> Занятость аудиторий</w:t>
-      </w:r>
-    </w:p>
-    <w:p>
-      <w:pPr>
-        <w:tabs>
-          <w:tab w:val="left" w:pos="2292"/>
-        </w:tabs>
-        <w:jc w:val="both"/>
-        <w:rPr>
-          <w:rFonts w:ascii="Bahnschrift SemiLight" w:hAnsi="Bahnschrift SemiLight"/>
-          <w:sz w:val="24"/>
-          <w:lang w:val="en-US"/>
-        </w:rPr>
-      </w:pPr>
-      <w:r>
-        <w:rPr>
-          <w:rFonts w:ascii="Bahnschrift SemiLight" w:hAnsi="Bahnschrift SemiLight"/>
-          <w:sz w:val="24"/>
-          <w:lang w:val="en-US"/>
-        </w:rPr>
-        <w:tab/>
-      </w:r>
+          <w:lang w:val="en-US"/>
+        </w:rPr>
+        <w:t xml:space="preserve"> </w:t>
+      </w:r>
+      <w:r>
+        <w:rPr>
+          <w:rFonts w:ascii="Arial Black" w:hAnsi="Arial Black"/>
+          <w:sz w:val="24"/>
+        </w:rPr>
+        <w:t>Занятость</w:t>
+      </w:r>
+      <w:r>
+        <w:rPr>
+          <w:rFonts w:ascii="Arial Black" w:hAnsi="Arial Black"/>
+          <w:sz w:val="24"/>
+          <w:lang w:val="en-US"/>
+        </w:rPr>
+        <w:t xml:space="preserve"> </w:t>
+      </w:r>
+      <w:r>
+        <w:rPr>
+          <w:rFonts w:ascii="Arial Black" w:hAnsi="Arial Black"/>
+          <w:sz w:val="24"/>
+        </w:rPr>
+        <w:t>аудиторий</w:t>
+      </w:r>
+      <w:bookmarkStart w:id="0" w:name="_GoBack"/>
+      <w:bookmarkEnd w:id="0"/>
     </w:p>
     <w:p>
       <w:pPr>
@@ -846,6 +850,7 @@
   <w:style w:type="character" w:default="1" w:styleId="a0">
     <w:name w:val="Default Paragraph Font"/>
     <w:uiPriority w:val="1"/>
+    <w:semiHidden/>
     <w:unhideWhenUsed/>
   </w:style>
   <w:style w:type="table" w:default="1" w:styleId="a1">

--- a/templates/classroom_occupancy_template.docx
+++ b/templates/classroom_occupancy_template.docx
@@ -25,11 +25,11 @@
         </w:rPr>
         <w:t xml:space="preserve">{{ </w:t>
       </w:r>
+      <w:proofErr w:type="spellStart"/>
       <w:r>
         <w:rPr>
           <w:rFonts w:ascii="Bahnschrift SemiLight" w:hAnsi="Bahnschrift SemiLight"/>
           <w:sz w:val="18"/>
-          <w:lang w:val="en-US"/>
         </w:rPr>
         <w:t>current</w:t>
       </w:r>
@@ -39,16 +39,9 @@
           <w:rFonts w:ascii="Bahnschrift SemiLight" w:hAnsi="Bahnschrift SemiLight"/>
           <w:sz w:val="18"/>
         </w:rPr>
-        <w:t>_</w:t>
-      </w:r>
-      <w:r>
-        <w:rPr>
-          <w:rFonts w:ascii="Bahnschrift SemiLight" w:hAnsi="Bahnschrift SemiLight"/>
-          <w:sz w:val="18"/>
-          <w:lang w:val="en-US"/>
-        </w:rPr>
-        <w:t>date</w:t>
-      </w:r>
+        <w:t>_date</w:t>
+      </w:r>
+      <w:proofErr w:type="spellEnd"/>
       <w:r>
         <w:rPr>
           <w:rFonts w:ascii="Bahnschrift SemiLight" w:hAnsi="Bahnschrift SemiLight"/>
@@ -163,7 +156,6 @@
         <w:rPr>
           <w:rFonts w:ascii="Arial Black" w:hAnsi="Arial Black"/>
           <w:sz w:val="24"/>
-          <w:lang w:val="en-US"/>
         </w:rPr>
       </w:pPr>
       <w:r>
@@ -236,174 +228,685 @@
         <w:rPr>
           <w:rFonts w:ascii="Arial Black" w:hAnsi="Arial Black"/>
           <w:sz w:val="24"/>
-          <w:lang w:val="en-US"/>
-        </w:rPr>
-        <w:t xml:space="preserve"> </w:t>
-      </w:r>
-      <w:r>
-        <w:rPr>
-          <w:rFonts w:ascii="Arial Black" w:hAnsi="Arial Black"/>
-          <w:sz w:val="24"/>
-        </w:rPr>
-        <w:t>Занятость</w:t>
-      </w:r>
-      <w:r>
-        <w:rPr>
-          <w:rFonts w:ascii="Arial Black" w:hAnsi="Arial Black"/>
-          <w:sz w:val="24"/>
-          <w:lang w:val="en-US"/>
-        </w:rPr>
-        <w:t xml:space="preserve"> </w:t>
-      </w:r>
-      <w:r>
-        <w:rPr>
-          <w:rFonts w:ascii="Arial Black" w:hAnsi="Arial Black"/>
-          <w:sz w:val="24"/>
-        </w:rPr>
-        <w:t>аудиторий</w:t>
-      </w:r>
-      <w:bookmarkStart w:id="0" w:name="_GoBack"/>
-      <w:bookmarkEnd w:id="0"/>
+        </w:rPr>
+        <w:t xml:space="preserve"> Занятость аудиторий</w:t>
+      </w:r>
+    </w:p>
+    <w:tbl>
+      <w:tblPr>
+        <w:tblStyle w:val="a3"/>
+        <w:tblW w:w="9513" w:type="dxa"/>
+        <w:tblLayout w:type="fixed"/>
+        <w:tblLook w:val="04A0" w:firstRow="1" w:lastRow="0" w:firstColumn="1" w:lastColumn="0" w:noHBand="0" w:noVBand="1"/>
+      </w:tblPr>
+      <w:tblGrid>
+        <w:gridCol w:w="1413"/>
+        <w:gridCol w:w="1134"/>
+        <w:gridCol w:w="1701"/>
+        <w:gridCol w:w="1559"/>
+        <w:gridCol w:w="1701"/>
+        <w:gridCol w:w="2005"/>
+      </w:tblGrid>
+      <w:tr>
+        <w:trPr>
+          <w:trHeight w:val="518"/>
+        </w:trPr>
+        <w:tc>
+          <w:tcPr>
+            <w:tcW w:w="1413" w:type="dxa"/>
+          </w:tcPr>
+          <w:p>
+            <w:pPr>
+              <w:ind w:right="-250"/>
+              <w:jc w:val="both"/>
+              <w:rPr>
+                <w:rFonts w:ascii="Bahnschrift" w:hAnsi="Bahnschrift"/>
+                <w:b/>
+                <w:sz w:val="24"/>
+              </w:rPr>
+            </w:pPr>
+            <w:r>
+              <w:rPr>
+                <w:rFonts w:ascii="Bahnschrift" w:hAnsi="Bahnschrift"/>
+                <w:b/>
+                <w:sz w:val="24"/>
+              </w:rPr>
+              <w:t>Аудитория</w:t>
+            </w:r>
+          </w:p>
+        </w:tc>
+        <w:tc>
+          <w:tcPr>
+            <w:tcW w:w="1134" w:type="dxa"/>
+          </w:tcPr>
+          <w:p>
+            <w:pPr>
+              <w:ind w:right="-250"/>
+              <w:jc w:val="both"/>
+              <w:rPr>
+                <w:rFonts w:ascii="Bahnschrift" w:hAnsi="Bahnschrift"/>
+                <w:b/>
+                <w:sz w:val="24"/>
+              </w:rPr>
+            </w:pPr>
+            <w:r>
+              <w:rPr>
+                <w:rFonts w:ascii="Bahnschrift" w:hAnsi="Bahnschrift"/>
+                <w:b/>
+                <w:sz w:val="24"/>
+              </w:rPr>
+              <w:t>Корпус</w:t>
+            </w:r>
+          </w:p>
+        </w:tc>
+        <w:tc>
+          <w:tcPr>
+            <w:tcW w:w="1701" w:type="dxa"/>
+          </w:tcPr>
+          <w:p>
+            <w:pPr>
+              <w:ind w:right="-250"/>
+              <w:jc w:val="both"/>
+              <w:rPr>
+                <w:rFonts w:ascii="Bahnschrift" w:hAnsi="Bahnschrift"/>
+                <w:b/>
+                <w:sz w:val="24"/>
+              </w:rPr>
+            </w:pPr>
+            <w:r>
+              <w:rPr>
+                <w:rFonts w:ascii="Bahnschrift" w:hAnsi="Bahnschrift"/>
+                <w:b/>
+                <w:sz w:val="24"/>
+              </w:rPr>
+              <w:t>Вместимость</w:t>
+            </w:r>
+          </w:p>
+        </w:tc>
+        <w:tc>
+          <w:tcPr>
+            <w:tcW w:w="1559" w:type="dxa"/>
+          </w:tcPr>
+          <w:p>
+            <w:pPr>
+              <w:ind w:right="-250"/>
+              <w:jc w:val="both"/>
+              <w:rPr>
+                <w:rFonts w:ascii="Bahnschrift" w:hAnsi="Bahnschrift"/>
+                <w:b/>
+                <w:sz w:val="24"/>
+              </w:rPr>
+            </w:pPr>
+            <w:r>
+              <w:rPr>
+                <w:rFonts w:ascii="Bahnschrift" w:hAnsi="Bahnschrift"/>
+                <w:b/>
+                <w:sz w:val="24"/>
+              </w:rPr>
+              <w:t>Тип</w:t>
+            </w:r>
+          </w:p>
+        </w:tc>
+        <w:tc>
+          <w:tcPr>
+            <w:tcW w:w="1701" w:type="dxa"/>
+          </w:tcPr>
+          <w:p>
+            <w:pPr>
+              <w:ind w:right="-250"/>
+              <w:jc w:val="both"/>
+              <w:rPr>
+                <w:rFonts w:ascii="Bahnschrift" w:hAnsi="Bahnschrift"/>
+                <w:b/>
+                <w:sz w:val="24"/>
+              </w:rPr>
+            </w:pPr>
+            <w:r>
+              <w:rPr>
+                <w:rFonts w:ascii="Bahnschrift" w:hAnsi="Bahnschrift"/>
+                <w:b/>
+                <w:sz w:val="24"/>
+              </w:rPr>
+              <w:t>Занятий/</w:t>
+            </w:r>
+            <w:proofErr w:type="spellStart"/>
+            <w:r>
+              <w:rPr>
+                <w:rFonts w:ascii="Bahnschrift" w:hAnsi="Bahnschrift"/>
+                <w:b/>
+                <w:sz w:val="24"/>
+              </w:rPr>
+              <w:t>нед</w:t>
+            </w:r>
+            <w:proofErr w:type="spellEnd"/>
+          </w:p>
+        </w:tc>
+        <w:tc>
+          <w:tcPr>
+            <w:tcW w:w="2005" w:type="dxa"/>
+          </w:tcPr>
+          <w:p>
+            <w:pPr>
+              <w:ind w:right="-250"/>
+              <w:jc w:val="both"/>
+              <w:rPr>
+                <w:rFonts w:ascii="Bahnschrift" w:hAnsi="Bahnschrift"/>
+                <w:b/>
+                <w:sz w:val="24"/>
+              </w:rPr>
+            </w:pPr>
+            <w:r>
+              <w:rPr>
+                <w:rFonts w:ascii="Bahnschrift" w:hAnsi="Bahnschrift"/>
+                <w:b/>
+                <w:sz w:val="24"/>
+              </w:rPr>
+              <w:t>Загруженность</w:t>
+            </w:r>
+          </w:p>
+        </w:tc>
+      </w:tr>
+      <w:tr>
+        <w:trPr>
+          <w:trHeight w:val="250"/>
+        </w:trPr>
+        <w:tc>
+          <w:tcPr>
+            <w:tcW w:w="9513" w:type="dxa"/>
+            <w:gridSpan w:val="6"/>
+          </w:tcPr>
+          <w:p>
+            <w:pPr>
+              <w:jc w:val="center"/>
+              <w:rPr>
+                <w:rFonts w:ascii="Bahnschrift SemiLight" w:hAnsi="Bahnschrift SemiLight"/>
+                <w:sz w:val="24"/>
+              </w:rPr>
+            </w:pPr>
+            <w:r>
+              <w:rPr>
+                <w:rFonts w:ascii="Bahnschrift SemiLight" w:hAnsi="Bahnschrift SemiLight"/>
+                <w:sz w:val="24"/>
+              </w:rPr>
+              <w:t>{%</w:t>
+            </w:r>
+            <w:proofErr w:type="spellStart"/>
+            <w:r>
+              <w:rPr>
+                <w:rFonts w:ascii="Bahnschrift SemiLight" w:hAnsi="Bahnschrift SemiLight"/>
+                <w:sz w:val="24"/>
+              </w:rPr>
+              <w:t>tr</w:t>
+            </w:r>
+            <w:proofErr w:type="spellEnd"/>
+            <w:r>
+              <w:rPr>
+                <w:rFonts w:ascii="Bahnschrift SemiLight" w:hAnsi="Bahnschrift SemiLight"/>
+                <w:sz w:val="24"/>
+              </w:rPr>
+              <w:t xml:space="preserve"> </w:t>
+            </w:r>
+            <w:proofErr w:type="spellStart"/>
+            <w:r>
+              <w:rPr>
+                <w:rFonts w:ascii="Bahnschrift SemiLight" w:hAnsi="Bahnschrift SemiLight"/>
+                <w:sz w:val="24"/>
+              </w:rPr>
+              <w:t>for</w:t>
+            </w:r>
+            <w:proofErr w:type="spellEnd"/>
+            <w:r>
+              <w:rPr>
+                <w:rFonts w:ascii="Bahnschrift SemiLight" w:hAnsi="Bahnschrift SemiLight"/>
+                <w:sz w:val="24"/>
+              </w:rPr>
+              <w:t xml:space="preserve"> </w:t>
+            </w:r>
+            <w:proofErr w:type="spellStart"/>
+            <w:r>
+              <w:rPr>
+                <w:rFonts w:ascii="Bahnschrift SemiLight" w:hAnsi="Bahnschrift SemiLight"/>
+                <w:sz w:val="24"/>
+              </w:rPr>
+              <w:t>classroom</w:t>
+            </w:r>
+            <w:proofErr w:type="spellEnd"/>
+            <w:r>
+              <w:rPr>
+                <w:rFonts w:ascii="Bahnschrift SemiLight" w:hAnsi="Bahnschrift SemiLight"/>
+                <w:sz w:val="24"/>
+              </w:rPr>
+              <w:t xml:space="preserve"> </w:t>
+            </w:r>
+            <w:proofErr w:type="spellStart"/>
+            <w:r>
+              <w:rPr>
+                <w:rFonts w:ascii="Bahnschrift SemiLight" w:hAnsi="Bahnschrift SemiLight"/>
+                <w:sz w:val="24"/>
+              </w:rPr>
+              <w:t>in</w:t>
+            </w:r>
+            <w:proofErr w:type="spellEnd"/>
+            <w:r>
+              <w:rPr>
+                <w:rFonts w:ascii="Bahnschrift SemiLight" w:hAnsi="Bahnschrift SemiLight"/>
+                <w:sz w:val="24"/>
+              </w:rPr>
+              <w:t xml:space="preserve"> </w:t>
+            </w:r>
+            <w:proofErr w:type="spellStart"/>
+            <w:r>
+              <w:rPr>
+                <w:rFonts w:ascii="Bahnschrift SemiLight" w:hAnsi="Bahnschrift SemiLight"/>
+                <w:sz w:val="24"/>
+              </w:rPr>
+              <w:t>classrooms</w:t>
+            </w:r>
+            <w:proofErr w:type="spellEnd"/>
+            <w:r>
+              <w:rPr>
+                <w:rFonts w:ascii="Bahnschrift SemiLight" w:hAnsi="Bahnschrift SemiLight"/>
+                <w:sz w:val="24"/>
+              </w:rPr>
+              <w:t xml:space="preserve"> %}</w:t>
+            </w:r>
+          </w:p>
+        </w:tc>
+      </w:tr>
+      <w:tr>
+        <w:trPr>
+          <w:trHeight w:val="777"/>
+        </w:trPr>
+        <w:tc>
+          <w:tcPr>
+            <w:tcW w:w="1413" w:type="dxa"/>
+          </w:tcPr>
+          <w:p>
+            <w:pPr>
+              <w:jc w:val="center"/>
+              <w:rPr>
+                <w:rFonts w:ascii="Bahnschrift SemiLight" w:hAnsi="Bahnschrift SemiLight"/>
+                <w:sz w:val="24"/>
+              </w:rPr>
+            </w:pPr>
+            <w:proofErr w:type="gramStart"/>
+            <w:r>
+              <w:rPr>
+                <w:rFonts w:ascii="Bahnschrift SemiLight" w:hAnsi="Bahnschrift SemiLight"/>
+                <w:sz w:val="24"/>
+              </w:rPr>
+              <w:t xml:space="preserve">{{ </w:t>
+            </w:r>
+            <w:proofErr w:type="spellStart"/>
+            <w:r>
+              <w:rPr>
+                <w:rFonts w:ascii="Bahnschrift SemiLight" w:hAnsi="Bahnschrift SemiLight"/>
+                <w:sz w:val="24"/>
+              </w:rPr>
+              <w:t>classroom.number</w:t>
+            </w:r>
+            <w:proofErr w:type="spellEnd"/>
+            <w:proofErr w:type="gramEnd"/>
+            <w:r>
+              <w:rPr>
+                <w:rFonts w:ascii="Bahnschrift SemiLight" w:hAnsi="Bahnschrift SemiLight"/>
+                <w:sz w:val="24"/>
+              </w:rPr>
+              <w:t xml:space="preserve"> }}</w:t>
+            </w:r>
+          </w:p>
+        </w:tc>
+        <w:tc>
+          <w:tcPr>
+            <w:tcW w:w="1134" w:type="dxa"/>
+          </w:tcPr>
+          <w:p>
+            <w:pPr>
+              <w:jc w:val="center"/>
+              <w:rPr>
+                <w:rFonts w:ascii="Bahnschrift SemiLight" w:hAnsi="Bahnschrift SemiLight"/>
+                <w:sz w:val="24"/>
+              </w:rPr>
+            </w:pPr>
+            <w:proofErr w:type="gramStart"/>
+            <w:r>
+              <w:rPr>
+                <w:rFonts w:ascii="Bahnschrift SemiLight" w:hAnsi="Bahnschrift SemiLight"/>
+                <w:sz w:val="24"/>
+              </w:rPr>
+              <w:t xml:space="preserve">{{ </w:t>
+            </w:r>
+            <w:proofErr w:type="spellStart"/>
+            <w:r>
+              <w:rPr>
+                <w:rFonts w:ascii="Bahnschrift SemiLight" w:hAnsi="Bahnschrift SemiLight"/>
+                <w:sz w:val="24"/>
+              </w:rPr>
+              <w:t>classroom.building</w:t>
+            </w:r>
+            <w:proofErr w:type="spellEnd"/>
+            <w:proofErr w:type="gramEnd"/>
+            <w:r>
+              <w:rPr>
+                <w:rFonts w:ascii="Bahnschrift SemiLight" w:hAnsi="Bahnschrift SemiLight"/>
+                <w:sz w:val="24"/>
+              </w:rPr>
+              <w:t xml:space="preserve"> }}</w:t>
+            </w:r>
+          </w:p>
+        </w:tc>
+        <w:tc>
+          <w:tcPr>
+            <w:tcW w:w="1701" w:type="dxa"/>
+          </w:tcPr>
+          <w:p>
+            <w:pPr>
+              <w:jc w:val="center"/>
+              <w:rPr>
+                <w:rFonts w:ascii="Bahnschrift SemiLight" w:hAnsi="Bahnschrift SemiLight"/>
+                <w:sz w:val="24"/>
+              </w:rPr>
+            </w:pPr>
+            <w:proofErr w:type="gramStart"/>
+            <w:r>
+              <w:rPr>
+                <w:rFonts w:ascii="Bahnschrift SemiLight" w:hAnsi="Bahnschrift SemiLight"/>
+                <w:sz w:val="24"/>
+              </w:rPr>
+              <w:t xml:space="preserve">{{ </w:t>
+            </w:r>
+            <w:proofErr w:type="spellStart"/>
+            <w:r>
+              <w:rPr>
+                <w:rFonts w:ascii="Bahnschrift SemiLight" w:hAnsi="Bahnschrift SemiLight"/>
+                <w:sz w:val="24"/>
+              </w:rPr>
+              <w:t>classroom.capacity</w:t>
+            </w:r>
+            <w:proofErr w:type="spellEnd"/>
+            <w:proofErr w:type="gramEnd"/>
+            <w:r>
+              <w:rPr>
+                <w:rFonts w:ascii="Bahnschrift SemiLight" w:hAnsi="Bahnschrift SemiLight"/>
+                <w:sz w:val="24"/>
+              </w:rPr>
+              <w:t xml:space="preserve"> }}</w:t>
+            </w:r>
+          </w:p>
+        </w:tc>
+        <w:tc>
+          <w:tcPr>
+            <w:tcW w:w="1559" w:type="dxa"/>
+          </w:tcPr>
+          <w:p>
+            <w:pPr>
+              <w:jc w:val="center"/>
+              <w:rPr>
+                <w:rFonts w:ascii="Bahnschrift SemiLight" w:hAnsi="Bahnschrift SemiLight"/>
+                <w:sz w:val="24"/>
+              </w:rPr>
+            </w:pPr>
+            <w:proofErr w:type="gramStart"/>
+            <w:r>
+              <w:rPr>
+                <w:rFonts w:ascii="Bahnschrift SemiLight" w:hAnsi="Bahnschrift SemiLight"/>
+                <w:sz w:val="24"/>
+              </w:rPr>
+              <w:t xml:space="preserve">{{ </w:t>
+            </w:r>
+            <w:proofErr w:type="spellStart"/>
+            <w:r>
+              <w:rPr>
+                <w:rFonts w:ascii="Bahnschrift SemiLight" w:hAnsi="Bahnschrift SemiLight"/>
+                <w:sz w:val="24"/>
+              </w:rPr>
+              <w:t>classroom.type</w:t>
+            </w:r>
+            <w:proofErr w:type="spellEnd"/>
+            <w:proofErr w:type="gramEnd"/>
+            <w:r>
+              <w:rPr>
+                <w:rFonts w:ascii="Bahnschrift SemiLight" w:hAnsi="Bahnschrift SemiLight"/>
+                <w:sz w:val="24"/>
+              </w:rPr>
+              <w:t xml:space="preserve"> }}</w:t>
+            </w:r>
+          </w:p>
+        </w:tc>
+        <w:tc>
+          <w:tcPr>
+            <w:tcW w:w="1701" w:type="dxa"/>
+          </w:tcPr>
+          <w:p>
+            <w:pPr>
+              <w:jc w:val="center"/>
+              <w:rPr>
+                <w:rFonts w:ascii="Bahnschrift SemiLight" w:hAnsi="Bahnschrift SemiLight"/>
+                <w:sz w:val="24"/>
+              </w:rPr>
+            </w:pPr>
+            <w:proofErr w:type="gramStart"/>
+            <w:r>
+              <w:rPr>
+                <w:rFonts w:ascii="Bahnschrift SemiLight" w:hAnsi="Bahnschrift SemiLight"/>
+                <w:sz w:val="24"/>
+              </w:rPr>
+              <w:t xml:space="preserve">{{ </w:t>
+            </w:r>
+            <w:proofErr w:type="spellStart"/>
+            <w:r>
+              <w:rPr>
+                <w:rFonts w:ascii="Bahnschrift SemiLight" w:hAnsi="Bahnschrift SemiLight"/>
+                <w:sz w:val="24"/>
+              </w:rPr>
+              <w:t>classroom.total</w:t>
+            </w:r>
+            <w:proofErr w:type="gramEnd"/>
+            <w:r>
+              <w:rPr>
+                <w:rFonts w:ascii="Bahnschrift SemiLight" w:hAnsi="Bahnschrift SemiLight"/>
+                <w:sz w:val="24"/>
+              </w:rPr>
+              <w:t>_lessons</w:t>
+            </w:r>
+            <w:proofErr w:type="spellEnd"/>
+            <w:r>
+              <w:rPr>
+                <w:rFonts w:ascii="Bahnschrift SemiLight" w:hAnsi="Bahnschrift SemiLight"/>
+                <w:sz w:val="24"/>
+              </w:rPr>
+              <w:t xml:space="preserve"> }}</w:t>
+            </w:r>
+          </w:p>
+        </w:tc>
+        <w:tc>
+          <w:tcPr>
+            <w:tcW w:w="2005" w:type="dxa"/>
+          </w:tcPr>
+          <w:p>
+            <w:pPr>
+              <w:jc w:val="center"/>
+              <w:rPr>
+                <w:rFonts w:ascii="Bahnschrift SemiLight" w:hAnsi="Bahnschrift SemiLight"/>
+                <w:sz w:val="24"/>
+              </w:rPr>
+            </w:pPr>
+            <w:proofErr w:type="gramStart"/>
+            <w:r>
+              <w:rPr>
+                <w:rFonts w:ascii="Bahnschrift SemiLight" w:hAnsi="Bahnschrift SemiLight"/>
+                <w:sz w:val="24"/>
+              </w:rPr>
+              <w:t xml:space="preserve">{{ </w:t>
+            </w:r>
+            <w:proofErr w:type="spellStart"/>
+            <w:r>
+              <w:rPr>
+                <w:rFonts w:ascii="Bahnschrift SemiLight" w:hAnsi="Bahnschrift SemiLight"/>
+                <w:sz w:val="24"/>
+              </w:rPr>
+              <w:t>classroom.occupancy</w:t>
+            </w:r>
+            <w:proofErr w:type="gramEnd"/>
+            <w:r>
+              <w:rPr>
+                <w:rFonts w:ascii="Bahnschrift SemiLight" w:hAnsi="Bahnschrift SemiLight"/>
+                <w:sz w:val="24"/>
+              </w:rPr>
+              <w:t>_rate</w:t>
+            </w:r>
+            <w:proofErr w:type="spellEnd"/>
+            <w:r>
+              <w:rPr>
+                <w:rFonts w:ascii="Bahnschrift SemiLight" w:hAnsi="Bahnschrift SemiLight"/>
+                <w:sz w:val="24"/>
+              </w:rPr>
+              <w:t xml:space="preserve"> }}</w:t>
+            </w:r>
+          </w:p>
+        </w:tc>
+      </w:tr>
+      <w:tr>
+        <w:trPr>
+          <w:trHeight w:val="259"/>
+        </w:trPr>
+        <w:tc>
+          <w:tcPr>
+            <w:tcW w:w="9513" w:type="dxa"/>
+            <w:gridSpan w:val="6"/>
+          </w:tcPr>
+          <w:p>
+            <w:pPr>
+              <w:jc w:val="center"/>
+              <w:rPr>
+                <w:rFonts w:ascii="Bahnschrift SemiLight" w:hAnsi="Bahnschrift SemiLight"/>
+                <w:sz w:val="24"/>
+              </w:rPr>
+            </w:pPr>
+            <w:r>
+              <w:rPr>
+                <w:rFonts w:ascii="Bahnschrift SemiLight" w:hAnsi="Bahnschrift SemiLight"/>
+                <w:sz w:val="24"/>
+              </w:rPr>
+              <w:t>{%</w:t>
+            </w:r>
+            <w:proofErr w:type="spellStart"/>
+            <w:r>
+              <w:rPr>
+                <w:rFonts w:ascii="Bahnschrift SemiLight" w:hAnsi="Bahnschrift SemiLight"/>
+                <w:sz w:val="24"/>
+              </w:rPr>
+              <w:t>tr</w:t>
+            </w:r>
+            <w:proofErr w:type="spellEnd"/>
+            <w:r>
+              <w:rPr>
+                <w:rFonts w:ascii="Bahnschrift SemiLight" w:hAnsi="Bahnschrift SemiLight"/>
+                <w:sz w:val="24"/>
+              </w:rPr>
+              <w:t xml:space="preserve"> </w:t>
+            </w:r>
+            <w:proofErr w:type="spellStart"/>
+            <w:r>
+              <w:rPr>
+                <w:rFonts w:ascii="Bahnschrift SemiLight" w:hAnsi="Bahnschrift SemiLight"/>
+                <w:sz w:val="24"/>
+              </w:rPr>
+              <w:t>endfor</w:t>
+            </w:r>
+            <w:proofErr w:type="spellEnd"/>
+            <w:r>
+              <w:rPr>
+                <w:rFonts w:ascii="Bahnschrift SemiLight" w:hAnsi="Bahnschrift SemiLight"/>
+                <w:sz w:val="24"/>
+              </w:rPr>
+              <w:t xml:space="preserve"> %}</w:t>
+            </w:r>
+          </w:p>
+        </w:tc>
+      </w:tr>
+    </w:tbl>
+    <w:p>
+      <w:pPr>
+        <w:jc w:val="both"/>
+        <w:rPr>
+          <w:rFonts w:ascii="Bahnschrift SemiLight" w:hAnsi="Bahnschrift SemiLight"/>
+          <w:sz w:val="24"/>
+        </w:rPr>
+      </w:pPr>
     </w:p>
     <w:p>
       <w:pPr>
+        <w:spacing w:after="0" w:line="360" w:lineRule="auto"/>
+        <w:ind w:right="-250"/>
         <w:jc w:val="both"/>
         <w:rPr>
-          <w:rFonts w:ascii="Bahnschrift SemiLight" w:hAnsi="Bahnschrift SemiLight"/>
-          <w:sz w:val="24"/>
-          <w:lang w:val="en-US"/>
+          <w:rFonts w:ascii="Bahnschrift" w:hAnsi="Bahnschrift"/>
+          <w:b/>
+          <w:sz w:val="24"/>
         </w:rPr>
       </w:pPr>
       <w:r>
         <w:rPr>
-          <w:rFonts w:ascii="Bahnschrift SemiLight" w:hAnsi="Bahnschrift SemiLight"/>
-          <w:sz w:val="24"/>
-          <w:lang w:val="en-US"/>
-        </w:rPr>
-        <w:t>{% for classroom in classrooms %}</w:t>
+          <w:rFonts w:ascii="Bahnschrift" w:hAnsi="Bahnschrift"/>
+          <w:b/>
+          <w:sz w:val="24"/>
+        </w:rPr>
+        <w:t>СВОДНАЯ СТАТИСТИКА:</w:t>
       </w:r>
     </w:p>
     <w:p>
       <w:pPr>
+        <w:spacing w:line="360" w:lineRule="auto"/>
         <w:jc w:val="both"/>
         <w:rPr>
           <w:rFonts w:ascii="Bahnschrift SemiLight" w:hAnsi="Bahnschrift SemiLight"/>
           <w:sz w:val="24"/>
-          <w:lang w:val="en-US"/>
         </w:rPr>
       </w:pPr>
       <w:r>
         <w:rPr>
           <w:rFonts w:ascii="Bahnschrift SemiLight" w:hAnsi="Bahnschrift SemiLight"/>
           <w:sz w:val="24"/>
-          <w:lang w:val="en-US"/>
-        </w:rPr>
-        <w:t xml:space="preserve">- </w:t>
-      </w:r>
-      <w:r>
-        <w:rPr>
-          <w:rFonts w:ascii="Bahnschrift SemiLight" w:hAnsi="Bahnschrift SemiLight"/>
-          <w:sz w:val="24"/>
-        </w:rPr>
-        <w:t>Аудитория</w:t>
-      </w:r>
-      <w:r>
-        <w:rPr>
-          <w:rFonts w:ascii="Bahnschrift SemiLight" w:hAnsi="Bahnschrift SemiLight"/>
-          <w:sz w:val="24"/>
-          <w:lang w:val="en-US"/>
-        </w:rPr>
-        <w:t xml:space="preserve"> {</w:t>
+        </w:rPr>
+        <w:t xml:space="preserve">Всего аудиторий: </w:t>
       </w:r>
       <w:proofErr w:type="gramStart"/>
       <w:r>
         <w:rPr>
           <w:rFonts w:ascii="Bahnschrift SemiLight" w:hAnsi="Bahnschrift SemiLight"/>
           <w:sz w:val="24"/>
-          <w:lang w:val="en-US"/>
-        </w:rPr>
-        <w:t xml:space="preserve">{ </w:t>
+        </w:rPr>
+        <w:t xml:space="preserve">{{ </w:t>
       </w:r>
       <w:proofErr w:type="spellStart"/>
       <w:r>
         <w:rPr>
           <w:rFonts w:ascii="Bahnschrift SemiLight" w:hAnsi="Bahnschrift SemiLight"/>
           <w:sz w:val="24"/>
-          <w:lang w:val="en-US"/>
-        </w:rPr>
-        <w:t>classroom.number</w:t>
+        </w:rPr>
+        <w:t>summary.total</w:t>
+      </w:r>
+      <w:proofErr w:type="gramEnd"/>
+      <w:r>
+        <w:rPr>
+          <w:rFonts w:ascii="Bahnschrift SemiLight" w:hAnsi="Bahnschrift SemiLight"/>
+          <w:sz w:val="24"/>
+        </w:rPr>
+        <w:t>_classrooms</w:t>
       </w:r>
       <w:proofErr w:type="spellEnd"/>
-      <w:proofErr w:type="gramEnd"/>
-      <w:r>
-        <w:rPr>
-          <w:rFonts w:ascii="Bahnschrift SemiLight" w:hAnsi="Bahnschrift SemiLight"/>
-          <w:sz w:val="24"/>
-          <w:lang w:val="en-US"/>
-        </w:rPr>
-        <w:t xml:space="preserve"> }} ({{ </w:t>
-      </w:r>
-      <w:proofErr w:type="spellStart"/>
-      <w:r>
-        <w:rPr>
-          <w:rFonts w:ascii="Bahnschrift SemiLight" w:hAnsi="Bahnschrift SemiLight"/>
-          <w:sz w:val="24"/>
-          <w:lang w:val="en-US"/>
-        </w:rPr>
-        <w:t>classroom.building</w:t>
-      </w:r>
-      <w:proofErr w:type="spellEnd"/>
-      <w:r>
-        <w:rPr>
-          <w:rFonts w:ascii="Bahnschrift SemiLight" w:hAnsi="Bahnschrift SemiLight"/>
-          <w:sz w:val="24"/>
-          <w:lang w:val="en-US"/>
-        </w:rPr>
-        <w:t xml:space="preserve"> }}): {{ </w:t>
-      </w:r>
-      <w:proofErr w:type="spellStart"/>
-      <w:r>
-        <w:rPr>
-          <w:rFonts w:ascii="Bahnschrift SemiLight" w:hAnsi="Bahnschrift SemiLight"/>
-          <w:sz w:val="24"/>
-          <w:lang w:val="en-US"/>
-        </w:rPr>
-        <w:t>classroom.total_hours</w:t>
-      </w:r>
-      <w:proofErr w:type="spellEnd"/>
-      <w:r>
-        <w:rPr>
-          <w:rFonts w:ascii="Bahnschrift SemiLight" w:hAnsi="Bahnschrift SemiLight"/>
-          <w:sz w:val="24"/>
-          <w:lang w:val="en-US"/>
-        </w:rPr>
-        <w:t xml:space="preserve"> }} </w:t>
-      </w:r>
-      <w:r>
-        <w:rPr>
-          <w:rFonts w:ascii="Bahnschrift SemiLight" w:hAnsi="Bahnschrift SemiLight"/>
-          <w:sz w:val="24"/>
-        </w:rPr>
-        <w:t>часов</w:t>
-      </w:r>
-      <w:r>
-        <w:rPr>
-          <w:rFonts w:ascii="Bahnschrift SemiLight" w:hAnsi="Bahnschrift SemiLight"/>
-          <w:sz w:val="24"/>
-          <w:lang w:val="en-US"/>
-        </w:rPr>
-        <w:t>/</w:t>
-      </w:r>
-      <w:r>
-        <w:rPr>
-          <w:rFonts w:ascii="Bahnschrift SemiLight" w:hAnsi="Bahnschrift SemiLight"/>
-          <w:sz w:val="24"/>
-        </w:rPr>
-        <w:t>неделю</w:t>
+      <w:r>
+        <w:rPr>
+          <w:rFonts w:ascii="Bahnschrift SemiLight" w:hAnsi="Bahnschrift SemiLight"/>
+          <w:sz w:val="24"/>
+        </w:rPr>
+        <w:t xml:space="preserve"> }}</w:t>
       </w:r>
     </w:p>
     <w:p>
       <w:pPr>
+        <w:spacing w:line="360" w:lineRule="auto"/>
         <w:jc w:val="both"/>
         <w:rPr>
           <w:rFonts w:ascii="Bahnschrift SemiLight" w:hAnsi="Bahnschrift SemiLight"/>
@@ -415,7 +918,15 @@
           <w:rFonts w:ascii="Bahnschrift SemiLight" w:hAnsi="Bahnschrift SemiLight"/>
           <w:sz w:val="24"/>
         </w:rPr>
-        <w:t xml:space="preserve">{% </w:t>
+        <w:t xml:space="preserve">Всего занятий в неделю: </w:t>
+      </w:r>
+      <w:proofErr w:type="gramStart"/>
+      <w:r>
+        <w:rPr>
+          <w:rFonts w:ascii="Bahnschrift SemiLight" w:hAnsi="Bahnschrift SemiLight"/>
+          <w:sz w:val="24"/>
+        </w:rPr>
+        <w:t xml:space="preserve">{{ </w:t>
       </w:r>
       <w:proofErr w:type="spellStart"/>
       <w:r>
@@ -423,7 +934,15 @@
           <w:rFonts w:ascii="Bahnschrift SemiLight" w:hAnsi="Bahnschrift SemiLight"/>
           <w:sz w:val="24"/>
         </w:rPr>
-        <w:t>endfor</w:t>
+        <w:t>summary.total</w:t>
+      </w:r>
+      <w:proofErr w:type="gramEnd"/>
+      <w:r>
+        <w:rPr>
+          <w:rFonts w:ascii="Bahnschrift SemiLight" w:hAnsi="Bahnschrift SemiLight"/>
+          <w:sz w:val="24"/>
+        </w:rPr>
+        <w:t>_lessons</w:t>
       </w:r>
       <w:proofErr w:type="spellEnd"/>
       <w:r>
@@ -431,8 +950,43 @@
           <w:rFonts w:ascii="Bahnschrift SemiLight" w:hAnsi="Bahnschrift SemiLight"/>
           <w:sz w:val="24"/>
         </w:rPr>
-        <w:t xml:space="preserve"> %}</w:t>
-      </w:r>
+        <w:t xml:space="preserve"> }}</w:t>
+      </w:r>
+    </w:p>
+    <w:p>
+      <w:pPr>
+        <w:spacing w:line="360" w:lineRule="auto"/>
+        <w:jc w:val="both"/>
+        <w:rPr>
+          <w:rFonts w:ascii="Bahnschrift SemiLight" w:hAnsi="Bahnschrift SemiLight"/>
+          <w:sz w:val="24"/>
+        </w:rPr>
+      </w:pPr>
+      <w:r>
+        <w:rPr>
+          <w:rFonts w:ascii="Bahnschrift SemiLight" w:hAnsi="Bahnschrift SemiLight"/>
+          <w:sz w:val="24"/>
+        </w:rPr>
+        <w:t xml:space="preserve">Средняя загруженность: {{ </w:t>
+      </w:r>
+      <w:proofErr w:type="spellStart"/>
+      <w:r>
+        <w:rPr>
+          <w:rFonts w:ascii="Bahnschrift SemiLight" w:hAnsi="Bahnschrift SemiLight"/>
+          <w:sz w:val="24"/>
+        </w:rPr>
+        <w:t>summary.avg_occupancy_rate</w:t>
+      </w:r>
+      <w:proofErr w:type="spellEnd"/>
+      <w:r>
+        <w:rPr>
+          <w:rFonts w:ascii="Bahnschrift SemiLight" w:hAnsi="Bahnschrift SemiLight"/>
+          <w:sz w:val="24"/>
+        </w:rPr>
+        <w:t xml:space="preserve"> }}</w:t>
+      </w:r>
+      <w:bookmarkStart w:id="0" w:name="_GoBack"/>
+      <w:bookmarkEnd w:id="0"/>
     </w:p>
     <w:p>
       <w:pPr>
@@ -874,6 +1428,25 @@
     <w:semiHidden/>
     <w:unhideWhenUsed/>
   </w:style>
+  <w:style w:type="table" w:styleId="a3">
+    <w:name w:val="Table Grid"/>
+    <w:basedOn w:val="a1"/>
+    <w:uiPriority w:val="39"/>
+    <w:rsid w:val="005A7939"/>
+    <w:pPr>
+      <w:spacing w:after="0" w:line="240" w:lineRule="auto"/>
+    </w:pPr>
+    <w:tblPr>
+      <w:tblBorders>
+        <w:top w:val="single" w:sz="4" w:space="0" w:color="auto"/>
+        <w:left w:val="single" w:sz="4" w:space="0" w:color="auto"/>
+        <w:bottom w:val="single" w:sz="4" w:space="0" w:color="auto"/>
+        <w:right w:val="single" w:sz="4" w:space="0" w:color="auto"/>
+        <w:insideH w:val="single" w:sz="4" w:space="0" w:color="auto"/>
+        <w:insideV w:val="single" w:sz="4" w:space="0" w:color="auto"/>
+      </w:tblBorders>
+    </w:tblPr>
+  </w:style>
 </w:styles>
 </file>
 
